--- a/Templates/Банкротство/Включение в РТК/ИП/Кредиторы/Незалог/Реструктуризация/Вкл в РТК реструктуризация полный текст.docx
+++ b/Templates/Банкротство/Включение в РТК/ИП/Кредиторы/Незалог/Реструктуризация/Вкл в РТК реструктуризация полный текст.docx
@@ -1418,7 +1418,7 @@
         <w:rPr>
           <w:rFonts w:ascii="Times New Roman" w:hAnsi="Times New Roman" w:eastAsia="Times New Roman" w:cs="Times New Roman"/>
         </w:rPr>
-        <w:t xml:space="preserve">Определение суда может быть обжаловано в апелляционном порядке в Пятнадцатый арбитражный апелляционный суд в течение десяти дней с даты принятия определения, через суд принявший определение.</w:t>
+        <w:t xml:space="preserve">Определение суда может быть обжаловано в апелляционном порядке в Пятнадцатый арбитражный апелляционный суд в течение одного месяца с даты принятия определения, через суд принявший определение.</w:t>
       </w:r>
       <w:r>
         <w:rPr>
